--- a/Rapports_mensuels/Mois2026_08/ipc_note_10_fr_2026_08.docx
+++ b/Rapports_mensuels/Mois2026_08/ipc_note_10_fr_2026_08.docx
@@ -132,7 +132,7 @@
         <w:pStyle w:val="ipcpara0"/>
       </w:pPr>
       <w:r>
-        <w:t xml:space="preserve">En Août 2026, l’indice des prix à la consommation des ménages de la ville de Tanger a augmenté de 0,9% par rapport au mois précédent. En glissement annuel, il a décru de 0,4%.</w:t>
+        <w:t xml:space="preserve">En Août 2026, l’indice des prix à la consommation des ménages de la ville de Tanger a augmenté de 0,9% par rapport au mois précédent. En glissement annuel, il a décru de 0,3%.</w:t>
       </w:r>
     </w:p>
     <w:p>
@@ -160,7 +160,7 @@
         <w:t xml:space="preserve"> </w:t>
       </w:r>
       <w:r>
-        <w:t xml:space="preserve">l’indice des prix des produits alimentaires a augmenté de 1,3% en Août 2026 par rapport à Juillet 2026, résultat de la hausse des prix des «Viande» de 5,5%, du «Lait, fromage et œufs» de 4,2%, des «Poisson et fruits de mer» de 1,6%, des «Produits alimentaires n.c.a.» de 0,8% et des «Sucre, confiture, miel, chocolat et confiserie», des «Eaux minerales, boissons rafraichissantes et jus de fruits et de légumes (nd)» de 0,1%.</w:t>
+        <w:t xml:space="preserve">l’indice des prix des produits alimentaires a augmenté de 1,3% en Août 2026 par rapport à Juillet 2026, résultat de la hausse des prix des «Viandes» de 5,5%, du «Lait, fromage et œufs» de 4,2%, des «Poisson et fruits de mer» de 1,6%, des «Produits alimentaires non classés ailleurs» de 0,8% et du «Sucre, confiture, miel, chocolat et confiserie», des «Eaux minerales, boissons rafraichissantes et jus de fruits et de légumes» de 0,1%.</w:t>
       </w:r>
     </w:p>
     <w:p>
@@ -204,7 +204,7 @@
         <w:t xml:space="preserve"> </w:t>
       </w:r>
       <w:r>
-        <w:t xml:space="preserve">prix des «Huiles et graisses» de 21,5%, des «Fruits» de 7,5%, des «Légumes» de 4,9%, des «Viande» de 3,1%, du «Lait, fromage et œufs» de 2,9%, du «Café, thé et cacao» de 0,6% et des «Produits alimentaires n.c.a.» de 0,3%. Par ailleurs, l’augmentation des prix des «Tabac» de 4,0%, des «Eaux minerales, boissons rafraichissantes, jus de fruits et de légumes (nd)» de 2,3%, des «Pain et céréales», des «Services de restauration» et des «Poisson et fruits de mer» de 1,9% et des «Sucre, confiture, miel, chocolat et confiserie» de 0,7% et la stagnation des prix NA n’ont pas affecté l’évolution générale.</w:t>
+        <w:t xml:space="preserve">prix des «Huiles et graisses» de 21,5%, des «Fruits» de 7,5%, des «Légumes» de 4,9%, des «Viandes» de 3,1%, du «Lait, fromage et œufs» de 3,0%, du «Café, thé et cacao» de 0,6% et des «Produits alimentaires non classés ailleurs» de 0,4%. Par ailleurs, l’augmentation des prix des «Tabac» de 4,0%, des «Eaux minerales, boissons rafraichissantes, jus de fruits et de légumes» de 2,2%, des «Pain et céréales» et des «Poisson et fruits de mer» de 1,9% et du «Sucre, confiture, miel, chocolat et confiserie» de 0,6% et la stagnation des prix NA n’ont pas affecté l’évolution générale.</w:t>
       </w:r>
     </w:p>
     <w:p>
@@ -284,7 +284,7 @@
         <w:t xml:space="preserve"> </w:t>
       </w:r>
       <w:r>
-        <w:t xml:space="preserve">En Août 2026, l’indice des prix à la consommation a décru de 0,4% par rapport à Août 2025</w:t>
+        <w:t xml:space="preserve">En Août 2026, l’indice des prix à la consommation a décru de 0,3% par rapport à Août 2025</w:t>
       </w:r>
     </w:p>
     <w:p>
@@ -356,7 +356,7 @@
         <w:t xml:space="preserve"> </w:t>
       </w:r>
       <w:r>
-        <w:t xml:space="preserve">La variation des prix en Août 2026 a augmenté de 0,9% après avoir été de 1,1% en Juin 2026</w:t>
+        <w:t xml:space="preserve">La variation des prix en Août 2026 a augmenté de 0,9% après avoir été de -1,1% en Juillet 2026</w:t>
       </w:r>
     </w:p>
     <w:p>
@@ -374,7 +374,7 @@
         <w:pStyle w:val="ipcpara0"/>
       </w:pPr>
       <w:r>
-        <w:t xml:space="preserve">Tableau 4: Indice des prix à la consommation de la ville de Tanger: Août 2026 (base 2017: 100)</w:t>
+        <w:t xml:space="preserve">Tableau 2: Indice des prix à la consommation de la ville de Tanger: d’Août 2026 (base 2017: 100)</w:t>
       </w:r>
     </w:p>
     <w:tbl xmlns:w="http://schemas.openxmlformats.org/wordprocessingml/2006/main" xmlns:r="http://schemas.openxmlformats.org/officeDocument/2006/relationships" xmlns:w14="http://schemas.microsoft.com/office/word/2010/wordml" xmlns:wp="http://schemas.openxmlformats.org/drawingml/2006/wordprocessingDrawing" xmlns:a="http://schemas.openxmlformats.org/drawingml/2006/main" xmlns:pic="http://schemas.openxmlformats.org/drawingml/2006/picture">
@@ -1308,7 +1308,7 @@
                 <w:szCs w:val="14"/>
                 <w:color w:val="000000"/>
               </w:rPr>
-              <w:t xml:space="preserve">134,1000</w:t>
+              <w:t xml:space="preserve">134,1</w:t>
             </w:r>
           </w:p>
         </w:tc>
@@ -1854,7 +1854,7 @@
                 <w:szCs w:val="14"/>
                 <w:color w:val="000000"/>
               </w:rPr>
-              <w:t xml:space="preserve">133,6277</w:t>
+              <w:t xml:space="preserve">133,6</w:t>
             </w:r>
           </w:p>
         </w:tc>
@@ -2400,7 +2400,7 @@
                 <w:szCs w:val="14"/>
                 <w:color w:val="000000"/>
               </w:rPr>
-              <w:t xml:space="preserve">145,3563</w:t>
+              <w:t xml:space="preserve">145,4</w:t>
             </w:r>
           </w:p>
         </w:tc>
@@ -2778,7 +2778,7 @@
                 <w:szCs w:val="14"/>
                 <w:color w:val="000000"/>
               </w:rPr>
-              <w:t xml:space="preserve">4,0</w:t>
+              <w:t xml:space="preserve">3,9</w:t>
             </w:r>
           </w:p>
         </w:tc>
@@ -2946,7 +2946,7 @@
                 <w:szCs w:val="14"/>
                 <w:color w:val="000000"/>
               </w:rPr>
-              <w:t xml:space="preserve">112,5000</w:t>
+              <w:t xml:space="preserve">112,5</w:t>
             </w:r>
           </w:p>
         </w:tc>
@@ -3492,7 +3492,7 @@
                 <w:szCs w:val="14"/>
                 <w:color w:val="000000"/>
               </w:rPr>
-              <w:t xml:space="preserve">113,5171</w:t>
+              <w:t xml:space="preserve">113,5</w:t>
             </w:r>
           </w:p>
         </w:tc>
@@ -4038,7 +4038,7 @@
                 <w:szCs w:val="14"/>
                 <w:color w:val="000000"/>
               </w:rPr>
-              <w:t xml:space="preserve">111,5975</w:t>
+              <w:t xml:space="preserve">111,6</w:t>
             </w:r>
           </w:p>
         </w:tc>
@@ -4584,7 +4584,7 @@
                 <w:szCs w:val="14"/>
                 <w:color w:val="000000"/>
               </w:rPr>
-              <w:t xml:space="preserve">112,1022</w:t>
+              <w:t xml:space="preserve">112,1</w:t>
             </w:r>
           </w:p>
         </w:tc>
@@ -5130,7 +5130,7 @@
                 <w:szCs w:val="14"/>
                 <w:color w:val="000000"/>
               </w:rPr>
-              <w:t xml:space="preserve">109,2794</w:t>
+              <w:t xml:space="preserve">109,3</w:t>
             </w:r>
           </w:p>
         </w:tc>
@@ -5676,7 +5676,7 @@
                 <w:szCs w:val="14"/>
                 <w:color w:val="000000"/>
               </w:rPr>
-              <w:t xml:space="preserve">116,8043</w:t>
+              <w:t xml:space="preserve">116,8</w:t>
             </w:r>
           </w:p>
         </w:tc>
@@ -6222,7 +6222,7 @@
                 <w:szCs w:val="14"/>
                 <w:color w:val="000000"/>
               </w:rPr>
-              <w:t xml:space="preserve">101,1317</w:t>
+              <w:t xml:space="preserve">101,1</w:t>
             </w:r>
           </w:p>
         </w:tc>
@@ -6768,7 +6768,7 @@
                 <w:szCs w:val="14"/>
                 <w:color w:val="000000"/>
               </w:rPr>
-              <w:t xml:space="preserve">104,3785</w:t>
+              <w:t xml:space="preserve">104,4</w:t>
             </w:r>
           </w:p>
         </w:tc>
@@ -7314,7 +7314,7 @@
                 <w:szCs w:val="14"/>
                 <w:color w:val="000000"/>
               </w:rPr>
-              <w:t xml:space="preserve">110,8916</w:t>
+              <w:t xml:space="preserve">110,9</w:t>
             </w:r>
           </w:p>
         </w:tc>
@@ -7860,7 +7860,7 @@
                 <w:szCs w:val="14"/>
                 <w:color w:val="000000"/>
               </w:rPr>
-              <w:t xml:space="preserve">128,8081</w:t>
+              <w:t xml:space="preserve">128,8</w:t>
             </w:r>
           </w:p>
         </w:tc>
@@ -8406,7 +8406,7 @@
                 <w:szCs w:val="14"/>
                 <w:color w:val="000000"/>
               </w:rPr>
-              <w:t xml:space="preserve">117,7131</w:t>
+              <w:t xml:space="preserve">117,7</w:t>
             </w:r>
           </w:p>
         </w:tc>
@@ -8952,7 +8952,7 @@
                 <w:szCs w:val="14"/>
                 <w:color w:val="000000"/>
               </w:rPr>
-              <w:t xml:space="preserve">120,4365</w:t>
+              <w:t xml:space="preserve">120,4</w:t>
             </w:r>
           </w:p>
         </w:tc>
@@ -9330,7 +9330,7 @@
                 <w:szCs w:val="14"/>
                 <w:color w:val="000000"/>
               </w:rPr>
-              <w:t xml:space="preserve">-0,4</w:t>
+              <w:t xml:space="preserve">-0,3</w:t>
             </w:r>
           </w:p>
         </w:tc>

--- a/Rapports_mensuels/Mois2026_08/ipc_note_10_fr_2026_08.docx
+++ b/Rapports_mensuels/Mois2026_08/ipc_note_10_fr_2026_08.docx
@@ -168,13 +168,7 @@
         <w:pStyle w:val="ipccorps"/>
       </w:pPr>
       <w:r>
-        <w:t xml:space="preserve">De même, la variation mensuelle de l’indice des produits non alimentaires a accru de 0,6% en raison de la hausse des prix des divisions suivantes: des «Transports» de 3,4%, des «Restaurants et hôtels» de 0,8%, des «Biens et services divers» de 0,4% et des «Articles d’habillement et chaussures» et des «Communications» de 0,2%. Aussi la baisse des prix des divisions suivantes : des «Loisirs et culture» de 0,3%. Ainsi que, la stagnation des indices des autres</w:t>
-      </w:r>
-      <w:r>
-        <w:t xml:space="preserve"> </w:t>
-      </w:r>
-      <w:r>
-        <w:t xml:space="preserve">divisions n’ont pas impacté l’évolution générale.</w:t>
+        <w:t xml:space="preserve">De même, la variation mensuelle de l’indice des produits non alimentaires a accru de 0,6% en raison de la hausse des prix des divisions suivantes: des «Transports» de 3,4%, des «Restaurants et hôtels» de 0,8%, des «Biens et services divers» de 0,4% et des «Articles d’habillement et chaussures» et des «Communications» de 0,2%. Aussi la baisse des prix de la division: des «Loisirs et culture» de 0,3%. Ainsi que, la stagnation des indices des autres divisions n’ont pas impacté l’évolution générale.</w:t>
       </w:r>
     </w:p>
     <w:p>

--- a/Rapports_mensuels/Mois2026_08/ipc_note_10_fr_2026_08.docx
+++ b/Rapports_mensuels/Mois2026_08/ipc_note_10_fr_2026_08.docx
@@ -168,7 +168,7 @@
         <w:pStyle w:val="ipccorps"/>
       </w:pPr>
       <w:r>
-        <w:t xml:space="preserve">De même, la variation mensuelle de l’indice des produits non alimentaires a accru de 0,6% en raison de la hausse des prix des divisions suivantes: des «Transports» de 3,4%, des «Restaurants et hôtels» de 0,8%, des «Biens et services divers» de 0,4% et des «Articles d’habillement et chaussures» et des «Communications» de 0,2%. Aussi la baisse des prix de la division: des «Loisirs et culture» de 0,3%. Ainsi que, la stagnation des indices des autres divisions n’ont pas impacté l’évolution générale.</w:t>
+        <w:t xml:space="preserve">De même, la variation mensuelle de l’indice des produits non alimentaires a accru de 0,6% en raison de la hausse des prix des divisions suivantes: des «Transports» de 3,4%, des «Restaurants et hôtels» de 0,8%, des «Biens et services divers» de 0,4% et des «Articles d’habillement et chaussures» et des «Communications» de 0,2%. Aussi, la baisse des prix de la division: des «Loisirs et culture» de 0,3%. Ainsi que, la stagnation des indices des autres divisions n’ont pas impacté l’évolution générale.</w:t>
       </w:r>
     </w:p>
     <w:p>

--- a/Rapports_mensuels/Mois2026_08/ipc_note_10_fr_2026_08.docx
+++ b/Rapports_mensuels/Mois2026_08/ipc_note_10_fr_2026_08.docx
@@ -160,7 +160,7 @@
         <w:t xml:space="preserve"> </w:t>
       </w:r>
       <w:r>
-        <w:t xml:space="preserve">l’indice des prix des produits alimentaires a augmenté de 1,3% en Août 2026 par rapport à Juillet 2026, résultat de la hausse des prix des «Viandes» de 5,5%, du «Lait, fromage et œufs» de 4,2%, des «Poisson et fruits de mer» de 1,6%, des «Produits alimentaires non classés ailleurs» de 0,8% et du «Sucre, confiture, miel, chocolat et confiserie», des «Eaux minerales, boissons rafraichissantes et jus de fruits et de légumes» de 0,1%.</w:t>
+        <w:t xml:space="preserve">l’indice des prix des produits alimentaires a augmenté de 1,3% en Août 2026 par rapport à Juillet 2026, résultat de la hausse des prix des «Viandes» de 5,5%, du «Lait, fromage et œufs» de 4,2%, des «Poisson et fruits de mer» de 1,6%, des «Produits alimentaires non classés ailleurs» de 0,8% et du «Sucre, confiture, miel, chocolat et confiserie», des «Eaux minérales, boissons rafraîchissantes et jus de fruits et de légumes» de 0,1%.</w:t>
       </w:r>
     </w:p>
     <w:p>
@@ -198,7 +198,7 @@
         <w:t xml:space="preserve"> </w:t>
       </w:r>
       <w:r>
-        <w:t xml:space="preserve">prix des «Huiles et graisses» de 21,5%, des «Fruits» de 7,5%, des «Légumes» de 4,9%, des «Viandes» de 3,1%, du «Lait, fromage et œufs» de 3,0%, du «Café, thé et cacao» de 0,6% et des «Produits alimentaires non classés ailleurs» de 0,4%. Par ailleurs, l’augmentation des prix des «Tabac» de 4,0%, des «Eaux minerales, boissons rafraichissantes, jus de fruits et de légumes» de 2,2%, des «Pain et céréales» et des «Poisson et fruits de mer» de 1,9% et du «Sucre, confiture, miel, chocolat et confiserie» de 0,6% et la stagnation des prix NA n’ont pas affecté l’évolution générale.</w:t>
+        <w:t xml:space="preserve">prix des «Huiles et graisses» de 21,5%, des «Fruits» de 7,5%, des «Légumes» de 4,9%, des «Viandes» de 3,1%, du «Lait, fromage et œufs» de 3,0%, du «Café, thé et cacao» de 0,6% et des «Produits alimentaires non classés ailleurs» de 0,4%. Par ailleurs, l’augmentation des prix du «Tabac» de 4,0%, des «Eaux minérales, boissons rafraîchissantes, jus de fruits et de légumes» de 2,2%, des «Pain et céréales» et des «Poisson et fruits de mer» de 1,9% et du «Sucre, confiture, miel, chocolat et confiserie» de 0,6% n’a pas affecté l’évolution générale.</w:t>
       </w:r>
     </w:p>
     <w:p>
@@ -9345,35 +9345,6 @@
       </w:r>
       <w:r>
         <w:t xml:space="preserve">Haut-Commissariat au Plan, Direction de la Statistique – Enquête Nationale sur les Prix à la Consommation.</w:t>
-      </w:r>
-    </w:p>
-    <w:p>
-      <w:pPr>
-        <w:pStyle w:val="ipcpiedpage"/>
-      </w:pPr>
-      <w:r>
-        <w:t xml:space="preserve">Angle Avenue Ibn Tachafine et Avenue Ibn Toumart B.P.104 Tanger</w:t>
-      </w:r>
-      <w:r>
-        <w:br/>
-      </w:r>
-      <w:r>
-        <w:t xml:space="preserve">****</w:t>
-      </w:r>
-      <w:r>
-        <w:t xml:space="preserve">Tél</w:t>
-      </w:r>
-      <w:r>
-        <w:t xml:space="preserve">:0539940698****Fax:0539940364</w:t>
-      </w:r>
-      <w:r>
-        <w:t xml:space="preserve"> </w:t>
-      </w:r>
-      <w:r>
-        <w:t xml:space="preserve">Site Web</w:t>
-      </w:r>
-      <w:r>
-        <w:t xml:space="preserve">: www.hcp.ma/region-tanger Email:hcp.dr.tanger@hcp.ma</w:t>
       </w:r>
     </w:p>
     <w:p>
